--- a/paper/software_paper.docx
+++ b/paper/software_paper.docx
@@ -446,7 +446,22 @@
         <w:t>_pdbx_struct_oper_list</w:t>
       </w:r>
       <w:r>
-        <w:t xml:space="preserve"> records, which is required for sites at dimer interfaces. The Python API exposes the same stages individually for users who want to substitute a component. Optional extras (</w:t>
+        <w:t xml:space="preserve"> records, which is required for sites at dimer interfaces. A second command, </w:t>
+      </w:r>
+      <w:r>
+        <w:rPr>
+          <w:rFonts w:ascii="Courier New" w:hAnsi="Courier New"/>
+          <w:sz w:val="19"/>
+        </w:rPr>
+        <w:t>lacuna dock-prep</w:t>
+      </w:r>
+      <w:r>
+        <w:t>, regenerates docking inputs from an existing pocket report, so a run does not have to be repeated to produce them. The Python API exposes the same stages individually for users who want to substitute a component.</w:t>
+      </w:r>
+    </w:p>
+    <w:p>
+      <w:r>
+        <w:t>Lacuna requires Python 3.10 or later. Optional extras (</w:t>
       </w:r>
       <w:r>
         <w:rPr>
@@ -476,7 +491,17 @@
         <w:t>lacuna[plm]</w:t>
       </w:r>
       <w:r>
-        <w:t>) gate the heavier dependencies so that a base install stays small.</w:t>
+        <w:t xml:space="preserve">, or </w:t>
+      </w:r>
+      <w:r>
+        <w:rPr>
+          <w:rFonts w:ascii="Courier New" w:hAnsi="Courier New"/>
+          <w:sz w:val="19"/>
+        </w:rPr>
+        <w:t>lacuna[all]</w:t>
+      </w:r>
+      <w:r>
+        <w:t>) gate the heavier dependencies, so a base install pulls only NumPy, SciPy, BioPython and two command-line libraries, and the default pipeline runs with no GPU and no compiled extensions.</w:t>
       </w:r>
     </w:p>
     <w:p>
@@ -525,7 +550,17 @@
     </w:p>
     <w:p>
       <w:r>
-        <w:t>The fourth dataset is a deliberate negative control. COACH420 contains holo structures whose pocket is already open, which is an easier task and not the one Lacuna is built for. Lacuna scores 86.8% there, but paired on the same 144 structures P2Rank scores 93.8%, a difference of −6.9% (95% CI −12.5 to −1.4) that excludes zero, having tied Lacuna on cryptic sites. Each tool wins where it was designed to win, and the higher absolute number on COACH420 reflects the easier task rather than better performance. Cross-dataset comparison of these figures is not meaningful.</w:t>
+        <w:t>The most informative comparison is against MDpocket [8], which is the established route to the same goal: detect pockets on an ensemble and aggregate across it. Handing MDpocket the identical normal-mode ensemble Lacuna generates isolates the analysis pipeline from the sampler, since both then see exactly the same conformations. On that footing MDpocket recovers 43.9% of the test fold, against 55.6% for Lacuna's default ranker (+11.7%, 95% CI +3.9 to +19.4) and 66.1% with the sequence ranker (+22.2%, CI +14.4 to +30.0). MDpocket is reported at its best of ten configurations, with both isovalue and ranking rule swept in its favour; at its default isovalue it scores 40.2%. Because the sampling is held constant, the difference is attributable to the clustering and ranking stages, which is where this tool's contribution lies.</w:t>
+      </w:r>
+    </w:p>
+    <w:p>
+      <w:r>
+        <w:t>The fourth dataset is a deliberate negative control. COACH420 contains holo structures whose pocket is already open, which is an easier task and not the one Lacuna is built for. Lacuna scores 86.8% there with the default ranker, but paired on the same 144 structures P2Rank scores 93.8%, a difference of −6.9% (95% CI −12.5 to −1.4) that excludes zero.</w:t>
+      </w:r>
+    </w:p>
+    <w:p>
+      <w:r>
+        <w:t>On cryptic sites the ordering against P2Rank depends on configuration, and it is worth stating precisely rather than summarising. The optional sequence ranker reaches parity, nominally ahead by 2.8 points but with an interval spanning zero (CI −4.4 to +9.4), so parity is the honest word and not a win. The zero-dependency default does not reach parity: at 55.6% it trails P2Rank by 7.8 points, with an interval that excludes zero (CI −15.0 to −0.6). The higher absolute number on COACH420 reflects the easier task rather than better performance, and cross-dataset comparison of these figures is not meaningful.</w:t>
       </w:r>
     </w:p>
     <w:p>

--- a/paper/software_paper.docx
+++ b/paper/software_paper.docx
@@ -43,7 +43,7 @@
     </w:p>
     <w:p>
       <w:r>
-        <w:t xml:space="preserve">We introduce Lacuna, an open-source Python tool for discovering cryptic binding pockets: sites that are absent or too small to detect in a protein's unbound structure and open only during conformational fluctuation. Most binding-site predictors score a single static structure, which is precisely the structure in which a cryptic site is invisible. Lacuna instead generates a conformational ensemble from any input structure, detects pockets independently in every conformer, clusters the detections into persistent sites across the ensemble, and ranks those sites with a model fitted on within-structure pairs. Ensemble generation is pluggable: normal mode analysis by default, with implicit-solvent molecular dynamics, Boltz-2 diffusion sampling, or a user-supplied ensemble as alternatives. On the held-out test fold of CryptoBench, Lacuna recovers 55.6% of cryptic sites in its top five predictions, rising to 66.1% with an optional sequence ranker, and it recovers 73%, 45% and 87% on the PocketMiner set, a curated set of literature apo/holo pairs, and COACH420 respectively. The default backend completes in a median of 2.6 seconds per chain on one CPU core, so ensemble-based pocket finding does not require a simulation budget. Every site carries a continuous crypticity score, and outputs are emitted as docking-ready Boltz YAML constraints, AutoDock Vina boxes and pseudoatom PDB files. Lacuna is MIT licensed and available at https://github.com/mooreneural/lacuna and on PyPI as </w:t>
+        <w:t xml:space="preserve">We introduce Lacuna, an open-source Python tool for discovering cryptic binding pockets: sites that are absent or too small to detect in a protein's unbound structure and open only during conformational fluctuation. Most binding-site predictors score a single static structure, which is precisely the structure in which a cryptic site is invisible. Lacuna instead generates a conformational ensemble from any input structure, detects pockets independently in every conformer, clusters the detections into persistent sites across the ensemble, and ranks those sites with a model fitted on within-structure pairs. Ensemble generation is pluggable: normal mode analysis by default, with implicit-solvent molecular dynamics, Boltz-2 diffusion sampling, or a user-supplied ensemble as alternatives. On the held-out test fold of CryptoBench, Lacuna recovers 55.6% of cryptic sites in its top five predictions, rising to 66.1% with an optional PLM-assisted ranker, and it recovers 73%, 45% and 87% on the PocketMiner set, a curated set of literature apo/holo pairs, and COACH420 respectively. The default backend completes in a median of 2.6 seconds per chain on one CPU core, so ensemble-based pocket finding does not require a simulation budget. Every site carries a continuous crypticity score, and outputs are emitted as docking-ready Boltz YAML constraints, AutoDock Vina boxes and pseudoatom PDB files. Lacuna is MIT licensed and available at https://github.com/mooreneural/lacuna and on PyPI as </w:t>
       </w:r>
       <w:r>
         <w:rPr>
@@ -77,6 +77,20 @@
     <w:p>
       <w:r>
         <w:t>The alternative is to supply the missing conformations. Molecular dynamics followed by pocket detection on the trajectory is the established route [8], and it works, but it places a simulation budget between the user and an answer, which in practice restricts it to targets already considered worth the investment. That cost is why ensemble-based pocket finding has not become routine tooling in the way single-structure detectors have.</w:t>
+      </w:r>
+    </w:p>
+    <w:p>
+      <w:r>
+        <w:t xml:space="preserve">&gt; </w:t>
+      </w:r>
+      <w:r>
+        <w:rPr>
+          <w:b/>
+        </w:rPr>
+        <w:t>Key Problem.</w:t>
+      </w:r>
+      <w:r>
+        <w:t xml:space="preserve"> A cryptic site is absent or poorly formed in the apo &gt; structure, so a detector given one static structure is asked to find a cavity &gt; that is not there. Molecular dynamics exposes the missing conformations but &gt; puts a simulation budget between the user and an answer, which keeps &gt; ensemble-based pocket finding off the default path for most targets.</w:t>
       </w:r>
     </w:p>
     <w:p>
@@ -130,7 +144,7 @@
         <w:t>Ranking is fitted, not hand-tuned.</w:t>
       </w:r>
       <w:r>
-        <w:t xml:space="preserve"> A linear model over 23 features, trained on within-structure pairs so that it optimises ordering directly, recovers roughly three times as many known sites on CryptoBench as the analytic crypticity rule it replaced.</w:t>
+        <w:t xml:space="preserve"> A linear model over 23 features, trained on within-structure pairs so that it optimises ordering directly, recovers 55.6% of CryptoBench test-fold sites against 17.8% for the analytic crypticity rule it replaced, a factor of three (Figure 3b).</w:t>
       </w:r>
     </w:p>
     <w:p>
@@ -147,6 +161,17 @@
     <w:p>
       <w:r>
         <w:t>Lacuna is MIT licensed, distributed on PyPI, archived on Zenodo [9], and covered by 167 tests. This report describes the design and validates the implementation. A separate study uses Lacuna's per-candidate output, alongside three other detectors, to analyse how the field's standard evaluation metric conflates detection with ranking; that analysis is reported elsewhere [10] and is not restated here.</w:t>
+      </w:r>
+    </w:p>
+    <w:p>
+      <w:r>
+        <w:rPr>
+          <w:b/>
+        </w:rPr>
+        <w:t>How to interpret these results.</w:t>
+      </w:r>
+      <w:r>
+        <w:t xml:space="preserve"> Lacuna is built for cryptic-site discovery, not general binding-site prediction, and the results below should not be read as a claim of universal superiority. On general holo sites that are already open, P2Rank is better, and Section 3.5 reports that result rather than omitting it. On cryptic sites the zero-dependency default does not reach parity with P2Rank either: it trails by 7.8 points with an interval excluding zero, and only the optional PLM-assisted ranker reaches statistical parity. What the default buys instead is that it runs in seconds on a CPU with no model weights, no MSA and no GPU. The contribution is a modular ensemble-analysis system with ensemble-derived site properties and docking-ready output, not a detector that dominates all alternatives.</w:t>
       </w:r>
     </w:p>
     <w:p>
@@ -540,17 +565,48 @@
     </w:p>
     <w:p>
       <w:r>
-        <w:t>A site counts as recovered when, among the top five ranked clusters, one reaches a Jaccard overlap of at least 0.25 with the known ligand-contact residues, or its centre lies within 4 Å of the site centroid. Jaccard is used rather than plain recall because recall is size-gameable: a sufficiently large pocket engulfs most of a small known site without being localised on it, and we confirmed that a re-ranker can reach 84% on the recall metric purely by ordering pockets on volume. Jaccard penalises that directly.</w:t>
+        <w:t>A site counts as recovered when, among the top five ranked clusters, one reaches a Jaccard overlap of at least 0.25 with the known ligand-contact residues, or its centre lies within 4 Å of the site centroid. Jaccard is used rather than plain recall because recall is size-gameable: a sufficiently large pocket engulfs most of a small known site without being localised on it.</w:t>
       </w:r>
     </w:p>
     <w:p>
       <w:r>
-        <w:t>Figure 3 reports recovery on four datasets. On the held-out CryptoBench test fold [15], the largest and most diverse cryptic-site benchmark, the default ranker recovers 55.6% and the optional sequence ranker 66.1%. Independent validation is consistent: 73% (33/45) on the PocketMiner set [7] and 45% (10/22) on a curated set of apo/holo pairs assembled from the cryptic-pocket literature [2]. The CryptoBench split follows the dataset's own homology-separated folds and the ranker was fitted on training folds only, so the test fold is genuinely unseen.</w:t>
+        <w:t xml:space="preserve">The size of that effect is worth stating, because it determines whether the criterion is doing any work. Ordering the same candidate set by pocket volume alone, using no learned model and no other feature, recovers 77.7% of test-fold structures under a recall threshold of 0.30 but only 52.0% under Jaccard at 0.25. The learned ranker scores 77.7% under recall as well: measured that way it is indistinguishable from sorting by size, and the two separate only under Jaccard, at 55.9% against 52.0%. A metric on which a trained model cannot be told apart from a volume sort is not measuring localisation, which is why every number below uses Jaccard. These figures come from </w:t>
+      </w:r>
+      <w:r>
+        <w:rPr>
+          <w:rFonts w:ascii="Courier New" w:hAnsi="Courier New"/>
+          <w:sz w:val="19"/>
+        </w:rPr>
+        <w:t>benchmarks/verify_recall_gaming.py</w:t>
+      </w:r>
+      <w:r>
+        <w:t>, which recovers recall exactly from the stored Jaccard and lining size; they cover the Jaccard term of the criterion only, on the 179 test-fold structures whose annotated site size is recoverable, so they sit slightly above the headline figures that also apply the centroid clause.</w:t>
       </w:r>
     </w:p>
     <w:p>
       <w:r>
-        <w:t>The most informative comparison is against MDpocket [8], which is the established route to the same goal: detect pockets on an ensemble and aggregate across it. Handing MDpocket the identical normal-mode ensemble Lacuna generates isolates the analysis pipeline from the sampler, since both then see exactly the same conformations. On that footing MDpocket recovers 43.9% of the test fold, against 55.6% for Lacuna's default ranker (+11.7%, 95% CI +3.9 to +19.4) and 66.1% with the sequence ranker (+22.2%, CI +14.4 to +30.0). MDpocket is reported at its best of ten configurations, with both isovalue and ranking rule swept in its favour; at its default isovalue it scores 40.2%. Because the sampling is held constant, the difference is attributable to the clustering and ranking stages, which is where this tool's contribution lies.</w:t>
+        <w:rPr>
+          <w:b/>
+        </w:rPr>
+        <w:t>Cohort note.</w:t>
+      </w:r>
+      <w:r>
+        <w:t xml:space="preserve"> Evaluation here uses all 180 CryptoBench test-fold structures. The companion detector-comparison study [10] uses the 178 on which all four methods it compares produced output, so that every comparison there is paired. The PLM-assisted ranker therefore scores 66.1% (119/180) in this report and 66.3% on that paired 178-structure cohort. The two are the same configuration measured on slightly different sets, not a change in the software.</w:t>
+      </w:r>
+    </w:p>
+    <w:p>
+      <w:r>
+        <w:t>Figure 3 reports recovery on four datasets. On the held-out CryptoBench test fold [15], the largest and most diverse cryptic-site benchmark, the default ranker recovers 55.6% and the optional PLM-assisted ranker 66.1%. Independent validation is consistent: 73% (33/45) on the PocketMiner set [7] and 45% (10/22) on a curated set of apo/holo pairs assembled from the cryptic-pocket literature [2]. The CryptoBench split follows the dataset's own homology-separated folds and the ranker was fitted on training folds only, so the test fold is genuinely unseen.</w:t>
+      </w:r>
+    </w:p>
+    <w:p>
+      <w:r>
+        <w:t>How much of that comes from ordering rather than detection is separable, because the ranking strategy can be changed without touching the pipeline that produces the candidates. Figure 3b holds the candidate set fixed and varies only the ordering. The analytic crypticity rule that was the default before v1.0.0 recovers 17.8% of the test fold; the fitted linear model recovers 55.6% from the same candidates, and the PLM-assisted variant 66.1%. The detector was already proposing the right pocket for most of the targets the analytic rule missed, and was burying it. This is the single largest effect measured in this report, and it required no change to sampling or detection.</w:t>
+      </w:r>
+    </w:p>
+    <w:p>
+      <w:r>
+        <w:t>The most informative comparison is against MDpocket [8], which is the established route to the same goal: detect pockets on an ensemble and aggregate across it. Handing MDpocket the identical normal-mode ensemble Lacuna generates isolates the analysis pipeline from the sampler, since both then see exactly the same conformations. On that footing MDpocket recovers 43.9% of the test fold, against 55.6% for Lacuna's default ranker (+11.7%, 95% CI +3.9 to +19.4) and 66.1% with the PLM-assisted ranker (+22.2%, CI +14.4 to +30.0). MDpocket is reported at its best of ten configurations, with both isovalue and ranking rule swept in its favour; at its default isovalue it scores 40.2%. Because the sampling is held constant, the difference is attributable to the clustering and ranking stages, which is where this tool's contribution lies.</w:t>
       </w:r>
     </w:p>
     <w:p>
@@ -560,7 +616,7 @@
     </w:p>
     <w:p>
       <w:r>
-        <w:t>On cryptic sites the ordering against P2Rank depends on configuration, and it is worth stating precisely rather than summarising. The optional sequence ranker reaches parity, nominally ahead by 2.8 points but with an interval spanning zero (CI −4.4 to +9.4), so parity is the honest word and not a win. The zero-dependency default does not reach parity: at 55.6% it trails P2Rank by 7.8 points, with an interval that excludes zero (CI −15.0 to −0.6). The higher absolute number on COACH420 reflects the easier task rather than better performance, and cross-dataset comparison of these figures is not meaningful.</w:t>
+        <w:t>On cryptic sites the ordering against P2Rank depends on configuration, and it is worth stating precisely rather than summarising. The optional PLM-assisted ranker reaches parity, nominally ahead by 2.8 points but with an interval spanning zero (CI −4.4 to +9.4), so parity is the honest word and not a win. The zero-dependency default does not reach parity: at 55.6% it trails P2Rank by 7.8 points, with an interval that excludes zero (CI −15.0 to −0.6). The higher absolute number on COACH420 reflects the easier task rather than better performance, and cross-dataset comparison of these figures is not meaningful.</w:t>
       </w:r>
     </w:p>
     <w:p>
@@ -570,7 +626,7 @@
       <w:r>
         <w:drawing>
           <wp:inline xmlns:a="http://schemas.openxmlformats.org/drawingml/2006/main" xmlns:pic="http://schemas.openxmlformats.org/drawingml/2006/picture">
-            <wp:extent cx="5943600" cy="3416014"/>
+            <wp:extent cx="5943600" cy="2476395"/>
             <wp:docPr id="3" name="Picture 3"/>
             <wp:cNvGraphicFramePr>
               <a:graphicFrameLocks noChangeAspect="1"/>
@@ -591,7 +647,7 @@
                   <pic:spPr>
                     <a:xfrm>
                       <a:off x="0" y="0"/>
-                      <a:ext cx="5943600" cy="3416014"/>
+                      <a:ext cx="5943600" cy="2476395"/>
                     </a:xfrm>
                     <a:prstGeom prst="rect"/>
                   </pic:spPr>
@@ -607,10 +663,10 @@
         <w:rPr>
           <w:b/>
         </w:rPr>
-        <w:t>Figure 3: Recovery in the top five predictions across four datasets.</w:t>
+        <w:t>Figure 3: Recovery in the top five predictions, and what ordering contributes.</w:t>
       </w:r>
       <w:r>
-        <w:t xml:space="preserve"> A site counts as recovered at Jaccard ≥ 0.25 against known ligand-contact residues, or a centroid within 4 Å. </w:t>
+        <w:t xml:space="preserve"> A site counts as recovered at Jaccard ≥ 0.25 against known ligand-contact residues, or a centroid within 4 Å. (a) Four datasets. </w:t>
       </w:r>
       <w:r>
         <w:rPr>
@@ -630,7 +686,7 @@
         <w:t>learned-plm</w:t>
       </w:r>
       <w:r>
-        <w:t xml:space="preserve"> additionally requires a protein language model and was not measured on COACH420. COACH420 holds general, already-open binding sites rather than cryptic ones and is included as a control, not as a headline: the task is easier, and a general-purpose detector beats Lacuna on it.</w:t>
+        <w:t xml:space="preserve"> additionally requires a protein language model and was not measured on COACH420. COACH420 holds general, already-open binding sites rather than cryptic ones and is included as a control, not as a headline: the task is easier, and a general-purpose detector beats Lacuna on it. (b) Ranking-strategy ablation on the CryptoBench test fold, holding the candidate set fixed so that only the ordering changes. The analytic crypticity rule that served as the pre-1.0 default recovers 17.8%, the fitted linear model 55.6%, and the PLM-assisted variant 66.1%. Detection did not change between these three bars, which is the point: the candidates were already being generated and were being ordered badly.</w:t>
       </w:r>
     </w:p>
     <w:p>

--- a/paper/software_paper.docx
+++ b/paper/software_paper.docx
@@ -43,7 +43,7 @@
     </w:p>
     <w:p>
       <w:r>
-        <w:t xml:space="preserve">We introduce Lacuna, an open-source Python tool for discovering cryptic binding pockets: sites that are absent or too small to detect in a protein's unbound structure and open only during conformational fluctuation. Most binding-site predictors score a single static structure, which is precisely the structure in which a cryptic site is invisible. Lacuna instead generates a conformational ensemble from any input structure, detects pockets independently in every conformer, clusters the detections into persistent sites across the ensemble, and ranks those sites with a model fitted on within-structure pairs. Ensemble generation is pluggable: normal mode analysis by default, with implicit-solvent molecular dynamics, Boltz-2 diffusion sampling, or a user-supplied ensemble as alternatives. On the held-out test fold of CryptoBench, Lacuna recovers 55.6% of cryptic sites in its top five predictions, rising to 66.1% with an optional PLM-assisted ranker, and it recovers 73%, 45% and 87% on the PocketMiner set, a curated set of literature apo/holo pairs, and COACH420 respectively. The default backend completes in a median of 2.6 seconds per chain on one CPU core, so ensemble-based pocket finding does not require a simulation budget. Every site carries a continuous crypticity score, and outputs are emitted as docking-ready Boltz YAML constraints, AutoDock Vina boxes and pseudoatom PDB files. Lacuna is MIT licensed and available at https://github.com/mooreneural/lacuna and on PyPI as </w:t>
+        <w:t xml:space="preserve">We introduce Lacuna, an open-source Python tool for discovering cryptic binding pockets: sites that are absent or too small to detect in a protein's unbound structure and open only during conformational fluctuation. Most binding-site predictors score a single static structure, which is precisely the structure in which a cryptic site is invisible. Lacuna instead generates a conformational ensemble from any input structure, detects pockets independently in every conformer, clusters the detections into persistent sites across the ensemble, and ranks those sites with a model fitted on within-structure pairs. Ensemble generation is pluggable: normal mode analysis by default, with implicit-solvent molecular dynamics, Boltz-2 diffusion sampling, or a user-supplied ensemble as alternatives. On the designated test fold of CryptoBench, Lacuna recovers 55.6% of cryptic sites in its top five predictions, rising to 66.1% with an optional PLM-assisted ranker, and it recovers 73%, 45% and 87% on the PocketMiner set, a curated set of literature apo/holo pairs, and COACH420 respectively. The default backend completes in a median of 2.6 seconds per chain on one CPU core, so ensemble-based pocket finding does not require a simulation budget. Every site carries a continuous crypticity score, and outputs are emitted as docking-ready Boltz YAML constraints, AutoDock Vina boxes and pseudoatom PDB files. Lacuna is MIT licensed and available at https://github.com/mooreneural/lacuna and on PyPI as </w:t>
       </w:r>
       <w:r>
         <w:rPr>
@@ -66,7 +66,7 @@
     </w:p>
     <w:p>
       <w:r>
-        <w:t>Roughly 70% of disease-relevant human proteins have no obvious binding site in their experimentally determined structures and are classified as undruggable [1]. A substantial fraction of those are not truly featureless: they carry cryptic sites, pockets that are closed in the apo structure and open on ligand binding or thermal fluctuation [2]. K-Ras was considered undruggable for three decades until a cryptic pocket beneath switch-II was identified, which led directly to a clinical programme [3]. The practical question is not whether such sites exist but whether they can be found computationally before a ligand is known.</w:t>
+        <w:t>Many disease-relevant human proteins are classified as undruggable because their experimentally determined structures present no well-formed pocket for a small molecule to occupy [1]. A substantial fraction of those are not truly featureless: they carry cryptic sites, pockets that are closed in the apo structure and open on ligand binding or thermal fluctuation [2]. K-Ras was considered undruggable for three decades until a cryptic pocket beneath switch-II was identified, which led directly to a clinical programme [3]. The practical question is not whether such sites exist but whether they can be found computationally before a ligand is known.</w:t>
       </w:r>
     </w:p>
     <w:p>
@@ -80,9 +80,13 @@
       </w:r>
     </w:p>
     <w:p>
-      <w:r>
-        <w:t xml:space="preserve">&gt; </w:t>
-      </w:r>
+      <w:pPr>
+        <w:spacing w:before="140" w:after="140"/>
+        <w:ind w:left="403" w:right="259"/>
+        <w:pBdr>
+          <w:left w:val="single" w:sz="12" w:space="10" w:color="8a8983"/>
+        </w:pBdr>
+      </w:pPr>
       <w:r>
         <w:rPr>
           <w:b/>
@@ -90,7 +94,7 @@
         <w:t>Key Problem.</w:t>
       </w:r>
       <w:r>
-        <w:t xml:space="preserve"> A cryptic site is absent or poorly formed in the apo &gt; structure, so a detector given one static structure is asked to find a cavity &gt; that is not there. Molecular dynamics exposes the missing conformations but &gt; puts a simulation budget between the user and an answer, which keeps &gt; ensemble-based pocket finding off the default path for most targets.</w:t>
+        <w:t xml:space="preserve"> A cryptic site is absent or poorly formed in the apo structure, so a detector given one static structure is asked to find a cavity that is not there. Molecular dynamics exposes the missing conformations but puts a simulation budget between the user and an answer, which keeps ensemble-based pocket finding off the default path for most targets.</w:t>
       </w:r>
     </w:p>
     <w:p>
@@ -171,7 +175,7 @@
         <w:t>How to interpret these results.</w:t>
       </w:r>
       <w:r>
-        <w:t xml:space="preserve"> Lacuna is built for cryptic-site discovery, not general binding-site prediction, and the results below should not be read as a claim of universal superiority. On general holo sites that are already open, P2Rank is better, and Section 3.5 reports that result rather than omitting it. On cryptic sites the zero-dependency default does not reach parity with P2Rank either: it trails by 7.8 points with an interval excluding zero, and only the optional PLM-assisted ranker reaches statistical parity. What the default buys instead is that it runs in seconds on a CPU with no model weights, no MSA and no GPU. The contribution is a modular ensemble-analysis system with ensemble-derived site properties and docking-ready output, not a detector that dominates all alternatives.</w:t>
+        <w:t xml:space="preserve"> Lacuna is built for cryptic-site discovery, not general binding-site prediction, and the results below should not be read as a claim of universal superiority. On general holo sites that are already open, P2Rank is better, and Section 3.5 reports that result rather than omitting it. On cryptic sites the zero-dependency default does not reach parity with P2Rank either: it trails by 7.8 points with an interval excluding zero, and only the optional PLM-assisted ranker reaches statistical parity. What the default buys instead is that it runs in seconds on a CPU with no external neural-network checkpoint, no MSA and no GPU. Its 23 fitted coefficients ship in the source and add nothing to install size or runtime. The contribution is a modular ensemble-analysis system with ensemble-derived site properties and docking-ready output, not a detector that dominates all alternatives.</w:t>
       </w:r>
     </w:p>
     <w:p>
@@ -341,18 +345,24 @@
       </w:r>
     </w:p>
     <w:p>
+      <w:pPr>
+        <w:spacing w:before="120" w:after="120"/>
+        <w:ind w:left="403"/>
+      </w:pPr>
       <w:r>
-        <w:t>``</w:t>
+        <w:rPr>
+          <w:rFonts w:ascii="Consolas" w:hAnsi="Consolas" w:cs="Consolas"/>
+          <w:sz w:val="19"/>
+        </w:rPr>
+        <w:t>opening    = (max_volume − input_volume) / max_volume</w:t>
+        <w:br/>
       </w:r>
       <w:r>
         <w:rPr>
-          <w:rFonts w:ascii="Courier New" w:hAnsi="Courier New"/>
+          <w:rFonts w:ascii="Consolas" w:hAnsi="Consolas" w:cs="Consolas"/>
           <w:sz w:val="19"/>
         </w:rPr>
-        <w:t xml:space="preserve"> opening    = (max_volume − input_volume) / max_volume crypticity = opening × peak_open_state_druggability </w:t>
-      </w:r>
-      <w:r>
-        <w:t>``</w:t>
+        <w:t>crypticity = opening × peak_open_state_druggability</w:t>
       </w:r>
     </w:p>
     <w:p>
@@ -435,18 +445,40 @@
       </w:r>
     </w:p>
     <w:p>
+      <w:pPr>
+        <w:spacing w:before="120" w:after="120"/>
+        <w:ind w:left="403"/>
+      </w:pPr>
       <w:r>
-        <w:t>``</w:t>
+        <w:rPr>
+          <w:rFonts w:ascii="Consolas" w:hAnsi="Consolas" w:cs="Consolas"/>
+          <w:sz w:val="19"/>
+        </w:rPr>
+        <w:t>pip install lacuna-pockets</w:t>
+        <w:br/>
       </w:r>
       <w:r>
         <w:rPr>
-          <w:rFonts w:ascii="Courier New" w:hAnsi="Courier New"/>
+          <w:rFonts w:ascii="Consolas" w:hAnsi="Consolas" w:cs="Consolas"/>
           <w:sz w:val="19"/>
         </w:rPr>
-        <w:t xml:space="preserve">bash pip install lacuna-pockets lacuna discover protein.pdb lacuna discover protein.pdb --backend boltz --conformers 30 lacuna discover protein.pdb --emit-boltz-constraints --emit-vina-boxes </w:t>
+        <w:t>lacuna discover protein.pdb</w:t>
+        <w:br/>
       </w:r>
       <w:r>
-        <w:t>``</w:t>
+        <w:rPr>
+          <w:rFonts w:ascii="Consolas" w:hAnsi="Consolas" w:cs="Consolas"/>
+          <w:sz w:val="19"/>
+        </w:rPr>
+        <w:t>lacuna discover protein.pdb --backend boltz --conformers 30</w:t>
+        <w:br/>
+      </w:r>
+      <w:r>
+        <w:rPr>
+          <w:rFonts w:ascii="Consolas" w:hAnsi="Consolas" w:cs="Consolas"/>
+          <w:sz w:val="19"/>
+        </w:rPr>
+        <w:t>lacuna discover protein.pdb --emit-boltz-constraints --emit-vina-boxes</w:t>
       </w:r>
     </w:p>
     <w:p>
@@ -596,7 +628,7 @@
     </w:p>
     <w:p>
       <w:r>
-        <w:t>Figure 3 reports recovery on four datasets. On the held-out CryptoBench test fold [15], the largest and most diverse cryptic-site benchmark, the default ranker recovers 55.6% and the optional PLM-assisted ranker 66.1%. Independent validation is consistent: 73% (33/45) on the PocketMiner set [7] and 45% (10/22) on a curated set of apo/holo pairs assembled from the cryptic-pocket literature [2]. The CryptoBench split follows the dataset's own homology-separated folds and the ranker was fitted on training folds only, so the test fold is genuinely unseen.</w:t>
+        <w:t>Figure 3 reports recovery on four datasets. On the designated CryptoBench test fold [15], the largest and most diverse cryptic-site benchmark, the default ranker recovers 55.6% and the optional PLM-assisted ranker 66.1%. Independent validation is consistent: 73% (33/45) on the PocketMiner set [7] and 45% (10/22) on a curated set of apo/holo pairs assembled from the cryptic-pocket literature [2]. The split follows CryptoBench's own homology-separated folds, and the ranker's coefficients were fitted on the training folds only; no test-fold example entered that fit. The tool as a whole has been developed over many iterations during which test-fold performance was measured, so these numbers are a designated held-out result rather than a claim of full blindness, and the companion study [10] makes the same distinction for the same reason.</w:t>
       </w:r>
     </w:p>
     <w:p>
